--- a/kpi-acknowledgement-template.docx
+++ b/kpi-acknowledgement-template.docx
@@ -2072,6 +2072,19 @@
               <w:t>${kpi_name}</w:t>
             </w:r>
           </w:p>
+          <w:p>
+            <w:r>
+              <w:rPr>
+                <w:rFonts w:ascii="Palatino Linotype" w:eastAsia="Palatino Linotype" w:hAnsi="Palatino Linotype" w:cs="Palatino Linotype"/>
+                <w:i/>
+                <w:iCs/>
+                <w:color w:val="595959"/>
+                <w:sz w:val="19"/>
+                <w:szCs w:val="19"/>
+              </w:rPr>
+              <w:t>${kpi_name_en}</w:t>
+            </w:r>
+          </w:p>
         </w:tc>
         <w:tc>
           <w:tcPr>
@@ -2095,6 +2108,19 @@
                 <w:szCs w:val="21"/>
               </w:rPr>
               <w:t>${kpi_target}</w:t>
+            </w:r>
+          </w:p>
+          <w:p>
+            <w:r>
+              <w:rPr>
+                <w:rFonts w:ascii="Palatino Linotype" w:eastAsia="Palatino Linotype" w:hAnsi="Palatino Linotype" w:cs="Palatino Linotype"/>
+                <w:i/>
+                <w:iCs/>
+                <w:color w:val="595959"/>
+                <w:sz w:val="19"/>
+                <w:szCs w:val="19"/>
+              </w:rPr>
+              <w:t>${kpi_target_en}</w:t>
             </w:r>
           </w:p>
         </w:tc>

--- a/kpi-acknowledgement-template.docx
+++ b/kpi-acknowledgement-template.docx
@@ -1872,10 +1872,10 @@
         <w:tblLook w:val="04A0" w:firstRow="1" w:lastRow="0" w:firstColumn="1" w:lastColumn="0" w:noHBand="0" w:noVBand="1"/>
       </w:tblPr>
       <w:tblGrid>
-        <w:gridCol w:w="700"/>
-        <w:gridCol w:w="2700"/>
-        <w:gridCol w:w="4700"/>
-        <w:gridCol w:w="1000"/>
+        <w:gridCol w:w="1800"/>
+        <w:gridCol w:w="3600"/>
+        <w:gridCol w:w="900"/>
+        <w:gridCol w:w="2800"/>
       </w:tblGrid>
       <w:tr>
         <w:tblPrEx>
@@ -1890,7 +1890,7 @@
         </w:trPr>
         <w:tc>
           <w:tcPr>
-            <w:tcW w:w="700" w:type="dxa"/>
+            <w:tcW w:w="1800" w:type="dxa"/>
             <w:shd w:val="clear" w:color="auto" w:fill="D9E2F3"/>
             <w:tcMar>
               <w:top w:w="80" w:type="dxa"/>
@@ -1912,13 +1912,13 @@
                 <w:sz w:val="21"/>
                 <w:szCs w:val="21"/>
               </w:rPr>
-              <w:t>No</w:t>
+              <w:t>Key Result Area</w:t>
             </w:r>
           </w:p>
         </w:tc>
         <w:tc>
           <w:tcPr>
-            <w:tcW w:w="2700" w:type="dxa"/>
+            <w:tcW w:w="3600" w:type="dxa"/>
             <w:shd w:val="clear" w:color="auto" w:fill="D9E2F3"/>
             <w:tcMar>
               <w:top w:w="80" w:type="dxa"/>
@@ -1946,7 +1946,7 @@
         </w:tc>
         <w:tc>
           <w:tcPr>
-            <w:tcW w:w="4700" w:type="dxa"/>
+            <w:tcW w:w="900" w:type="dxa"/>
             <w:shd w:val="clear" w:color="auto" w:fill="D9E2F3"/>
             <w:tcMar>
               <w:top w:w="80" w:type="dxa"/>
@@ -1960,6 +1960,7 @@
             <w:pPr>
               <w:jc w:val="center"/>
             </w:pPr>
+            <w:proofErr w:type="spellStart"/>
             <w:r>
               <w:rPr>
                 <w:rFonts w:ascii="Palatino Linotype" w:eastAsia="Palatino Linotype" w:hAnsi="Palatino Linotype" w:cs="Palatino Linotype"/>
@@ -1968,13 +1969,24 @@
                 <w:sz w:val="21"/>
                 <w:szCs w:val="21"/>
               </w:rPr>
-              <w:t>Target</w:t>
+              <w:t>Bobot</w:t>
+            </w:r>
+            <w:proofErr w:type="spellEnd"/>
+            <w:r>
+              <w:rPr>
+                <w:rFonts w:ascii="Palatino Linotype" w:eastAsia="Palatino Linotype" w:hAnsi="Palatino Linotype" w:cs="Palatino Linotype"/>
+                <w:b/>
+                <w:bCs/>
+                <w:sz w:val="21"/>
+                <w:szCs w:val="21"/>
+              </w:rPr>
+              <w:t xml:space="preserve"> / Weight</w:t>
             </w:r>
           </w:p>
         </w:tc>
         <w:tc>
           <w:tcPr>
-            <w:tcW w:w="1000" w:type="dxa"/>
+            <w:tcW w:w="2800" w:type="dxa"/>
             <w:shd w:val="clear" w:color="auto" w:fill="D9E2F3"/>
             <w:tcMar>
               <w:top w:w="80" w:type="dxa"/>
@@ -1988,7 +2000,6 @@
             <w:pPr>
               <w:jc w:val="center"/>
             </w:pPr>
-            <w:proofErr w:type="spellStart"/>
             <w:r>
               <w:rPr>
                 <w:rFonts w:ascii="Palatino Linotype" w:eastAsia="Palatino Linotype" w:hAnsi="Palatino Linotype" w:cs="Palatino Linotype"/>
@@ -1997,173 +2008,58 @@
                 <w:sz w:val="21"/>
                 <w:szCs w:val="21"/>
               </w:rPr>
-              <w:t>Bobot</w:t>
-            </w:r>
-            <w:proofErr w:type="spellEnd"/>
-            <w:r>
-              <w:rPr>
-                <w:rFonts w:ascii="Palatino Linotype" w:eastAsia="Palatino Linotype" w:hAnsi="Palatino Linotype" w:cs="Palatino Linotype"/>
-                <w:b/>
-                <w:bCs/>
-                <w:sz w:val="21"/>
-                <w:szCs w:val="21"/>
-              </w:rPr>
-              <w:t xml:space="preserve"> / Weight</w:t>
+              <w:t>Target</w:t>
             </w:r>
           </w:p>
         </w:tc>
       </w:tr>
       <w:tr>
-        <w:trPr>
-          <w:cantSplit/>
-        </w:trPr>
         <w:tblPrEx>
           <w:tblCellMar>
             <w:top w:w="0" w:type="dxa"/>
             <w:bottom w:w="0" w:type="dxa"/>
           </w:tblCellMar>
         </w:tblPrEx>
+        <w:trPr>
+          <w:cantSplit/>
+        </w:trPr>
         <w:tc>
           <w:tcPr>
-            <w:tcW w:w="700" w:type="dxa"/>
+            <w:tcW w:w="9100" w:type="dxa"/>
+            <w:gridSpan w:val="4"/>
             <w:tcMar>
               <w:top w:w="80" w:type="dxa"/>
               <w:left w:w="120" w:type="dxa"/>
               <w:bottom w:w="80" w:type="dxa"/>
               <w:right w:w="120" w:type="dxa"/>
             </w:tcMar>
-            <w:vAlign w:val="center"/>
           </w:tcPr>
           <w:p>
-            <w:pPr>
-              <w:jc w:val="center"/>
-            </w:pPr>
-            <w:r>
-              <w:rPr>
-                <w:rFonts w:ascii="Palatino Linotype" w:eastAsia="Palatino Linotype" w:hAnsi="Palatino Linotype" w:cs="Palatino Linotype"/>
-                <w:sz w:val="21"/>
-                <w:szCs w:val="21"/>
-              </w:rPr>
-              <w:t>${kpi_no}</w:t>
-            </w:r>
-          </w:p>
-        </w:tc>
-        <w:tc>
-          <w:tcPr>
-            <w:tcW w:w="2700" w:type="dxa"/>
-            <w:tcMar>
-              <w:top w:w="80" w:type="dxa"/>
-              <w:left w:w="120" w:type="dxa"/>
-              <w:bottom w:w="80" w:type="dxa"/>
-              <w:right w:w="120" w:type="dxa"/>
-            </w:tcMar>
-            <w:vAlign w:val="center"/>
-          </w:tcPr>
-          <w:p>
-            <w:pPr>
-              <w:spacing w:after="30"/>
-            </w:pPr>
-            <w:r>
-              <w:rPr>
-                <w:rFonts w:ascii="Palatino Linotype" w:eastAsia="Palatino Linotype" w:hAnsi="Palatino Linotype" w:cs="Palatino Linotype"/>
-                <w:sz w:val="21"/>
-                <w:szCs w:val="21"/>
-              </w:rPr>
-              <w:t>${kpi_name}</w:t>
-            </w:r>
-          </w:p>
-          <w:p>
-            <w:r>
-              <w:rPr>
-                <w:rFonts w:ascii="Palatino Linotype" w:eastAsia="Palatino Linotype" w:hAnsi="Palatino Linotype" w:cs="Palatino Linotype"/>
-                <w:i/>
-                <w:iCs/>
-                <w:color w:val="595959"/>
-                <w:sz w:val="19"/>
-                <w:szCs w:val="19"/>
-              </w:rPr>
-              <w:t>${kpi_name_en}</w:t>
-            </w:r>
-          </w:p>
-        </w:tc>
-        <w:tc>
-          <w:tcPr>
-            <w:tcW w:w="4700" w:type="dxa"/>
-            <w:tcMar>
-              <w:top w:w="80" w:type="dxa"/>
-              <w:left w:w="120" w:type="dxa"/>
-              <w:bottom w:w="80" w:type="dxa"/>
-              <w:right w:w="120" w:type="dxa"/>
-            </w:tcMar>
-            <w:vAlign w:val="center"/>
-          </w:tcPr>
-          <w:p>
-            <w:pPr>
-              <w:spacing w:after="30"/>
-            </w:pPr>
-            <w:r>
-              <w:rPr>
-                <w:rFonts w:ascii="Palatino Linotype" w:eastAsia="Palatino Linotype" w:hAnsi="Palatino Linotype" w:cs="Palatino Linotype"/>
-                <w:sz w:val="21"/>
-                <w:szCs w:val="21"/>
-              </w:rPr>
-              <w:t>${kpi_target}</w:t>
-            </w:r>
-          </w:p>
-          <w:p>
-            <w:r>
-              <w:rPr>
-                <w:rFonts w:ascii="Palatino Linotype" w:eastAsia="Palatino Linotype" w:hAnsi="Palatino Linotype" w:cs="Palatino Linotype"/>
-                <w:i/>
-                <w:iCs/>
-                <w:color w:val="595959"/>
-                <w:sz w:val="19"/>
-                <w:szCs w:val="19"/>
-              </w:rPr>
-              <w:t>${kpi_target_en}</w:t>
-            </w:r>
-          </w:p>
-        </w:tc>
-        <w:tc>
-          <w:tcPr>
-            <w:tcW w:w="1000" w:type="dxa"/>
-            <w:tcMar>
-              <w:top w:w="80" w:type="dxa"/>
-              <w:left w:w="120" w:type="dxa"/>
-              <w:bottom w:w="80" w:type="dxa"/>
-              <w:right w:w="120" w:type="dxa"/>
-            </w:tcMar>
-            <w:vAlign w:val="center"/>
-          </w:tcPr>
-          <w:p>
-            <w:pPr>
-              <w:jc w:val="center"/>
-            </w:pPr>
-            <w:r>
-              <w:rPr>
-                <w:rFonts w:ascii="Palatino Linotype" w:eastAsia="Palatino Linotype" w:hAnsi="Palatino Linotype" w:cs="Palatino Linotype"/>
-                <w:sz w:val="21"/>
-                <w:szCs w:val="21"/>
-              </w:rPr>
-              <w:t>${kpi_weight}%</w:t>
+            <w:r>
+              <w:rPr>
+                <w:rFonts w:ascii="Palatino Linotype" w:eastAsia="Palatino Linotype" w:hAnsi="Palatino Linotype" w:cs="Palatino Linotype"/>
+                <w:sz w:val="21"/>
+                <w:szCs w:val="21"/>
+              </w:rPr>
+              <w:t>${kpi_rows_marker}</w:t>
             </w:r>
           </w:p>
         </w:tc>
       </w:tr>
       <w:tr>
-        <w:trPr>
-          <w:cantSplit/>
-        </w:trPr>
         <w:tblPrEx>
           <w:tblCellMar>
             <w:top w:w="0" w:type="dxa"/>
             <w:bottom w:w="0" w:type="dxa"/>
           </w:tblCellMar>
         </w:tblPrEx>
+        <w:trPr>
+          <w:cantSplit/>
+        </w:trPr>
         <w:tc>
           <w:tcPr>
-            <w:tcW w:w="8100" w:type="dxa"/>
-            <w:gridSpan w:val="3"/>
+            <w:tcW w:w="5400" w:type="dxa"/>
+            <w:gridSpan w:val="2"/>
             <w:shd w:val="clear" w:color="auto" w:fill="F2F2F2"/>
             <w:tcMar>
               <w:top w:w="80" w:type="dxa"/>
@@ -2212,7 +2108,7 @@
         </w:tc>
         <w:tc>
           <w:tcPr>
-            <w:tcW w:w="1000" w:type="dxa"/>
+            <w:tcW w:w="900" w:type="dxa"/>
             <w:shd w:val="clear" w:color="auto" w:fill="F2F2F2"/>
             <w:tcMar>
               <w:top w:w="80" w:type="dxa"/>
@@ -2236,6 +2132,19 @@
               <w:t>${total_weight}%</w:t>
             </w:r>
           </w:p>
+        </w:tc>
+        <w:tc>
+          <w:tcPr>
+            <w:tcW w:w="2800" w:type="dxa"/>
+            <w:shd w:val="clear" w:color="auto" w:fill="F2F2F2"/>
+            <w:tcMar>
+              <w:top w:w="80" w:type="dxa"/>
+              <w:left w:w="120" w:type="dxa"/>
+              <w:bottom w:w="80" w:type="dxa"/>
+              <w:right w:w="120" w:type="dxa"/>
+            </w:tcMar>
+          </w:tcPr>
+          <w:p/>
         </w:tc>
       </w:tr>
     </w:tbl>

--- a/kpi-acknowledgement-template.docx
+++ b/kpi-acknowledgement-template.docx
@@ -5545,354 +5545,12 @@
               <w:jc w:val="both"/>
             </w:pPr>
             <w:r>
-              <w:rPr>
-                <w:rFonts w:ascii="Palatino Linotype" w:eastAsia="Palatino Linotype" w:hAnsi="Palatino Linotype" w:cs="Palatino Linotype"/>
-                <w:sz w:val="21"/>
-                <w:szCs w:val="21"/>
-              </w:rPr>
-              <w:t xml:space="preserve">7. </w:t>
-            </w:r>
-            <w:proofErr w:type="spellStart"/>
-            <w:r>
-              <w:rPr>
-                <w:rFonts w:ascii="Palatino Linotype" w:eastAsia="Palatino Linotype" w:hAnsi="Palatino Linotype" w:cs="Palatino Linotype"/>
-                <w:sz w:val="21"/>
-                <w:szCs w:val="21"/>
-              </w:rPr>
-              <w:t>Dokumen</w:t>
-            </w:r>
-            <w:proofErr w:type="spellEnd"/>
-            <w:r>
-              <w:rPr>
-                <w:rFonts w:ascii="Palatino Linotype" w:eastAsia="Palatino Linotype" w:hAnsi="Palatino Linotype" w:cs="Palatino Linotype"/>
-                <w:sz w:val="21"/>
-                <w:szCs w:val="21"/>
-              </w:rPr>
-              <w:t xml:space="preserve"> </w:t>
-            </w:r>
-            <w:proofErr w:type="spellStart"/>
-            <w:r>
-              <w:rPr>
-                <w:rFonts w:ascii="Palatino Linotype" w:eastAsia="Palatino Linotype" w:hAnsi="Palatino Linotype" w:cs="Palatino Linotype"/>
-                <w:sz w:val="21"/>
-                <w:szCs w:val="21"/>
-              </w:rPr>
-              <w:t>ini</w:t>
-            </w:r>
-            <w:proofErr w:type="spellEnd"/>
-            <w:r>
-              <w:rPr>
-                <w:rFonts w:ascii="Palatino Linotype" w:eastAsia="Palatino Linotype" w:hAnsi="Palatino Linotype" w:cs="Palatino Linotype"/>
-                <w:sz w:val="21"/>
-                <w:szCs w:val="21"/>
-              </w:rPr>
-              <w:t xml:space="preserve"> </w:t>
-            </w:r>
-            <w:proofErr w:type="spellStart"/>
-            <w:r>
-              <w:rPr>
-                <w:rFonts w:ascii="Palatino Linotype" w:eastAsia="Palatino Linotype" w:hAnsi="Palatino Linotype" w:cs="Palatino Linotype"/>
-                <w:sz w:val="21"/>
-                <w:szCs w:val="21"/>
-              </w:rPr>
-              <w:t>dibuat</w:t>
-            </w:r>
-            <w:proofErr w:type="spellEnd"/>
-            <w:r>
-              <w:rPr>
-                <w:rFonts w:ascii="Palatino Linotype" w:eastAsia="Palatino Linotype" w:hAnsi="Palatino Linotype" w:cs="Palatino Linotype"/>
-                <w:sz w:val="21"/>
-                <w:szCs w:val="21"/>
-              </w:rPr>
-              <w:t xml:space="preserve"> </w:t>
-            </w:r>
-            <w:proofErr w:type="spellStart"/>
-            <w:r>
-              <w:rPr>
-                <w:rFonts w:ascii="Palatino Linotype" w:eastAsia="Palatino Linotype" w:hAnsi="Palatino Linotype" w:cs="Palatino Linotype"/>
-                <w:sz w:val="21"/>
-                <w:szCs w:val="21"/>
-              </w:rPr>
-              <w:t>dalam</w:t>
-            </w:r>
-            <w:proofErr w:type="spellEnd"/>
-            <w:r>
-              <w:rPr>
-                <w:rFonts w:ascii="Palatino Linotype" w:eastAsia="Palatino Linotype" w:hAnsi="Palatino Linotype" w:cs="Palatino Linotype"/>
-                <w:sz w:val="21"/>
-                <w:szCs w:val="21"/>
-              </w:rPr>
-              <w:t xml:space="preserve"> Bahasa Indonesia dan Bahasa </w:t>
-            </w:r>
-            <w:proofErr w:type="spellStart"/>
-            <w:r>
-              <w:rPr>
-                <w:rFonts w:ascii="Palatino Linotype" w:eastAsia="Palatino Linotype" w:hAnsi="Palatino Linotype" w:cs="Palatino Linotype"/>
-                <w:sz w:val="21"/>
-                <w:szCs w:val="21"/>
-              </w:rPr>
-              <w:t>Inggris</w:t>
-            </w:r>
-            <w:proofErr w:type="spellEnd"/>
-            <w:r>
-              <w:rPr>
-                <w:rFonts w:ascii="Palatino Linotype" w:eastAsia="Palatino Linotype" w:hAnsi="Palatino Linotype" w:cs="Palatino Linotype"/>
-                <w:sz w:val="21"/>
-                <w:szCs w:val="21"/>
-              </w:rPr>
-              <w:t xml:space="preserve"> </w:t>
-            </w:r>
-            <w:proofErr w:type="spellStart"/>
-            <w:r>
-              <w:rPr>
-                <w:rFonts w:ascii="Palatino Linotype" w:eastAsia="Palatino Linotype" w:hAnsi="Palatino Linotype" w:cs="Palatino Linotype"/>
-                <w:sz w:val="21"/>
-                <w:szCs w:val="21"/>
-              </w:rPr>
-              <w:t>sesuai</w:t>
-            </w:r>
-            <w:proofErr w:type="spellEnd"/>
-            <w:r>
-              <w:rPr>
-                <w:rFonts w:ascii="Palatino Linotype" w:eastAsia="Palatino Linotype" w:hAnsi="Palatino Linotype" w:cs="Palatino Linotype"/>
-                <w:sz w:val="21"/>
-                <w:szCs w:val="21"/>
-              </w:rPr>
-              <w:t xml:space="preserve"> </w:t>
-            </w:r>
-            <w:proofErr w:type="spellStart"/>
-            <w:r>
-              <w:rPr>
-                <w:rFonts w:ascii="Palatino Linotype" w:eastAsia="Palatino Linotype" w:hAnsi="Palatino Linotype" w:cs="Palatino Linotype"/>
-                <w:sz w:val="21"/>
-                <w:szCs w:val="21"/>
-              </w:rPr>
-              <w:t>Undang-Undang</w:t>
-            </w:r>
-            <w:proofErr w:type="spellEnd"/>
-            <w:r>
-              <w:rPr>
-                <w:rFonts w:ascii="Palatino Linotype" w:eastAsia="Palatino Linotype" w:hAnsi="Palatino Linotype" w:cs="Palatino Linotype"/>
-                <w:sz w:val="21"/>
-                <w:szCs w:val="21"/>
-              </w:rPr>
-              <w:t xml:space="preserve"> </w:t>
-            </w:r>
-            <w:proofErr w:type="spellStart"/>
-            <w:r>
-              <w:rPr>
-                <w:rFonts w:ascii="Palatino Linotype" w:eastAsia="Palatino Linotype" w:hAnsi="Palatino Linotype" w:cs="Palatino Linotype"/>
-                <w:sz w:val="21"/>
-                <w:szCs w:val="21"/>
-              </w:rPr>
-              <w:t>Nomor</w:t>
-            </w:r>
-            <w:proofErr w:type="spellEnd"/>
-            <w:r>
-              <w:rPr>
-                <w:rFonts w:ascii="Palatino Linotype" w:eastAsia="Palatino Linotype" w:hAnsi="Palatino Linotype" w:cs="Palatino Linotype"/>
-                <w:sz w:val="21"/>
-                <w:szCs w:val="21"/>
-              </w:rPr>
-              <w:t xml:space="preserve"> 24 </w:t>
-            </w:r>
-            <w:proofErr w:type="spellStart"/>
-            <w:r>
-              <w:rPr>
-                <w:rFonts w:ascii="Palatino Linotype" w:eastAsia="Palatino Linotype" w:hAnsi="Palatino Linotype" w:cs="Palatino Linotype"/>
-                <w:sz w:val="21"/>
-                <w:szCs w:val="21"/>
-              </w:rPr>
-              <w:t>Tahun</w:t>
-            </w:r>
-            <w:proofErr w:type="spellEnd"/>
-            <w:r>
-              <w:rPr>
-                <w:rFonts w:ascii="Palatino Linotype" w:eastAsia="Palatino Linotype" w:hAnsi="Palatino Linotype" w:cs="Palatino Linotype"/>
-                <w:sz w:val="21"/>
-                <w:szCs w:val="21"/>
-              </w:rPr>
-              <w:t xml:space="preserve"> 2009. </w:t>
-            </w:r>
-            <w:proofErr w:type="spellStart"/>
-            <w:r>
-              <w:rPr>
-                <w:rFonts w:ascii="Palatino Linotype" w:eastAsia="Palatino Linotype" w:hAnsi="Palatino Linotype" w:cs="Palatino Linotype"/>
-                <w:sz w:val="21"/>
-                <w:szCs w:val="21"/>
-              </w:rPr>
-              <w:t>Apabila</w:t>
-            </w:r>
-            <w:proofErr w:type="spellEnd"/>
-            <w:r>
-              <w:rPr>
-                <w:rFonts w:ascii="Palatino Linotype" w:eastAsia="Palatino Linotype" w:hAnsi="Palatino Linotype" w:cs="Palatino Linotype"/>
-                <w:sz w:val="21"/>
-                <w:szCs w:val="21"/>
-              </w:rPr>
-              <w:t xml:space="preserve"> </w:t>
-            </w:r>
-            <w:proofErr w:type="spellStart"/>
-            <w:r>
-              <w:rPr>
-                <w:rFonts w:ascii="Palatino Linotype" w:eastAsia="Palatino Linotype" w:hAnsi="Palatino Linotype" w:cs="Palatino Linotype"/>
-                <w:sz w:val="21"/>
-                <w:szCs w:val="21"/>
-              </w:rPr>
-              <w:t>terdapat</w:t>
-            </w:r>
-            <w:proofErr w:type="spellEnd"/>
-            <w:r>
-              <w:rPr>
-                <w:rFonts w:ascii="Palatino Linotype" w:eastAsia="Palatino Linotype" w:hAnsi="Palatino Linotype" w:cs="Palatino Linotype"/>
-                <w:sz w:val="21"/>
-                <w:szCs w:val="21"/>
-              </w:rPr>
-              <w:t xml:space="preserve"> </w:t>
-            </w:r>
-            <w:proofErr w:type="spellStart"/>
-            <w:r>
-              <w:rPr>
-                <w:rFonts w:ascii="Palatino Linotype" w:eastAsia="Palatino Linotype" w:hAnsi="Palatino Linotype" w:cs="Palatino Linotype"/>
-                <w:sz w:val="21"/>
-                <w:szCs w:val="21"/>
-              </w:rPr>
-              <w:t>perbedaan</w:t>
-            </w:r>
-            <w:proofErr w:type="spellEnd"/>
-            <w:r>
-              <w:rPr>
-                <w:rFonts w:ascii="Palatino Linotype" w:eastAsia="Palatino Linotype" w:hAnsi="Palatino Linotype" w:cs="Palatino Linotype"/>
-                <w:sz w:val="21"/>
-                <w:szCs w:val="21"/>
-              </w:rPr>
-              <w:t xml:space="preserve"> </w:t>
-            </w:r>
-            <w:proofErr w:type="spellStart"/>
-            <w:r>
-              <w:rPr>
-                <w:rFonts w:ascii="Palatino Linotype" w:eastAsia="Palatino Linotype" w:hAnsi="Palatino Linotype" w:cs="Palatino Linotype"/>
-                <w:sz w:val="21"/>
-                <w:szCs w:val="21"/>
-              </w:rPr>
-              <w:t>penafsiran</w:t>
-            </w:r>
-            <w:proofErr w:type="spellEnd"/>
-            <w:r>
-              <w:rPr>
-                <w:rFonts w:ascii="Palatino Linotype" w:eastAsia="Palatino Linotype" w:hAnsi="Palatino Linotype" w:cs="Palatino Linotype"/>
-                <w:sz w:val="21"/>
-                <w:szCs w:val="21"/>
-              </w:rPr>
-              <w:t xml:space="preserve"> </w:t>
-            </w:r>
-            <w:proofErr w:type="spellStart"/>
-            <w:r>
-              <w:rPr>
-                <w:rFonts w:ascii="Palatino Linotype" w:eastAsia="Palatino Linotype" w:hAnsi="Palatino Linotype" w:cs="Palatino Linotype"/>
-                <w:sz w:val="21"/>
-                <w:szCs w:val="21"/>
-              </w:rPr>
-              <w:t>antara</w:t>
-            </w:r>
-            <w:proofErr w:type="spellEnd"/>
-            <w:r>
-              <w:rPr>
-                <w:rFonts w:ascii="Palatino Linotype" w:eastAsia="Palatino Linotype" w:hAnsi="Palatino Linotype" w:cs="Palatino Linotype"/>
-                <w:sz w:val="21"/>
-                <w:szCs w:val="21"/>
-              </w:rPr>
-              <w:t xml:space="preserve"> </w:t>
-            </w:r>
-            <w:proofErr w:type="spellStart"/>
-            <w:r>
-              <w:rPr>
-                <w:rFonts w:ascii="Palatino Linotype" w:eastAsia="Palatino Linotype" w:hAnsi="Palatino Linotype" w:cs="Palatino Linotype"/>
-                <w:sz w:val="21"/>
-                <w:szCs w:val="21"/>
-              </w:rPr>
-              <w:t>kedua</w:t>
-            </w:r>
-            <w:proofErr w:type="spellEnd"/>
-            <w:r>
-              <w:rPr>
-                <w:rFonts w:ascii="Palatino Linotype" w:eastAsia="Palatino Linotype" w:hAnsi="Palatino Linotype" w:cs="Palatino Linotype"/>
-                <w:sz w:val="21"/>
-                <w:szCs w:val="21"/>
-              </w:rPr>
-              <w:t xml:space="preserve"> </w:t>
-            </w:r>
-            <w:proofErr w:type="spellStart"/>
-            <w:r>
-              <w:rPr>
-                <w:rFonts w:ascii="Palatino Linotype" w:eastAsia="Palatino Linotype" w:hAnsi="Palatino Linotype" w:cs="Palatino Linotype"/>
-                <w:sz w:val="21"/>
-                <w:szCs w:val="21"/>
-              </w:rPr>
-              <w:t>versi</w:t>
-            </w:r>
-            <w:proofErr w:type="spellEnd"/>
-            <w:r>
-              <w:rPr>
-                <w:rFonts w:ascii="Palatino Linotype" w:eastAsia="Palatino Linotype" w:hAnsi="Palatino Linotype" w:cs="Palatino Linotype"/>
-                <w:sz w:val="21"/>
-                <w:szCs w:val="21"/>
-              </w:rPr>
-              <w:t xml:space="preserve">, </w:t>
-            </w:r>
-            <w:proofErr w:type="spellStart"/>
-            <w:r>
-              <w:rPr>
-                <w:rFonts w:ascii="Palatino Linotype" w:eastAsia="Palatino Linotype" w:hAnsi="Palatino Linotype" w:cs="Palatino Linotype"/>
-                <w:sz w:val="21"/>
-                <w:szCs w:val="21"/>
-              </w:rPr>
-              <w:t>maka</w:t>
-            </w:r>
-            <w:proofErr w:type="spellEnd"/>
-            <w:r>
-              <w:rPr>
-                <w:rFonts w:ascii="Palatino Linotype" w:eastAsia="Palatino Linotype" w:hAnsi="Palatino Linotype" w:cs="Palatino Linotype"/>
-                <w:sz w:val="21"/>
-                <w:szCs w:val="21"/>
-              </w:rPr>
-              <w:t xml:space="preserve"> </w:t>
-            </w:r>
-            <w:proofErr w:type="spellStart"/>
-            <w:r>
-              <w:rPr>
-                <w:rFonts w:ascii="Palatino Linotype" w:eastAsia="Palatino Linotype" w:hAnsi="Palatino Linotype" w:cs="Palatino Linotype"/>
-                <w:sz w:val="21"/>
-                <w:szCs w:val="21"/>
-              </w:rPr>
-              <w:t>versi</w:t>
-            </w:r>
-            <w:proofErr w:type="spellEnd"/>
-            <w:r>
-              <w:rPr>
-                <w:rFonts w:ascii="Palatino Linotype" w:eastAsia="Palatino Linotype" w:hAnsi="Palatino Linotype" w:cs="Palatino Linotype"/>
-                <w:sz w:val="21"/>
-                <w:szCs w:val="21"/>
-              </w:rPr>
-              <w:t xml:space="preserve"> Bahasa Indonesia yang </w:t>
-            </w:r>
-            <w:proofErr w:type="spellStart"/>
-            <w:r>
-              <w:rPr>
-                <w:rFonts w:ascii="Palatino Linotype" w:eastAsia="Palatino Linotype" w:hAnsi="Palatino Linotype" w:cs="Palatino Linotype"/>
-                <w:sz w:val="21"/>
-                <w:szCs w:val="21"/>
-              </w:rPr>
-              <w:t>berlaku</w:t>
-            </w:r>
-            <w:proofErr w:type="spellEnd"/>
-            <w:r>
-              <w:rPr>
-                <w:rFonts w:ascii="Palatino Linotype" w:eastAsia="Palatino Linotype" w:hAnsi="Palatino Linotype" w:cs="Palatino Linotype"/>
-                <w:sz w:val="21"/>
-                <w:szCs w:val="21"/>
-              </w:rPr>
-              <w:t>.</w:t>
+              <w:rPr xmlns:w="http://schemas.openxmlformats.org/wordprocessingml/2006/main">
+                <w:rFonts w:ascii="Palatino Linotype" w:eastAsia="Palatino Linotype" w:hAnsi="Palatino Linotype" w:cs="Palatino Linotype"/>
+                <w:sz w:val="21"/>
+                <w:szCs w:val="21"/>
+              </w:rPr>
+              <w:t xml:space="preserve">7. Perjanjian ini dibuat dalam bahasa Indonesia dan bahasa Inggris. Apabila terdapat perbedaan penafsiran antara versi bahasa Indonesia dan versi bahasa Inggris, maka versi bahasa Inggris yang akan berlaku dan mengikat.</w:t>
             </w:r>
           </w:p>
         </w:tc>
@@ -5918,7 +5576,7 @@
               <w:jc w:val="both"/>
             </w:pPr>
             <w:r>
-              <w:rPr>
+              <w:rPr xmlns:w="http://schemas.openxmlformats.org/wordprocessingml/2006/main">
                 <w:rFonts w:ascii="Palatino Linotype" w:eastAsia="Palatino Linotype" w:hAnsi="Palatino Linotype" w:cs="Palatino Linotype"/>
                 <w:i/>
                 <w:iCs/>
@@ -5926,7 +5584,7 @@
                 <w:sz w:val="21"/>
                 <w:szCs w:val="21"/>
               </w:rPr>
-              <w:t>7. This document is executed in Indonesian and English in accordance with Law No. 24 of 2009. In the event of any inconsistency between the two versions, the Indonesian version shall prevail.</w:t>
+              <w:t xml:space="preserve">7. This document is executed in both Indonesian and English. In the event of any difference in interpretation between the Indonesian and English versions, the English version shall prevail and be binding.</w:t>
             </w:r>
           </w:p>
         </w:tc>
@@ -6657,12 +6315,12 @@
               <w:spacing w:after="40"/>
             </w:pPr>
             <w:r>
-              <w:rPr>
-                <w:rFonts w:ascii="Palatino Linotype" w:eastAsia="Palatino Linotype" w:hAnsi="Palatino Linotype" w:cs="Palatino Linotype"/>
-                <w:sz w:val="21"/>
-                <w:szCs w:val="21"/>
-              </w:rPr>
-              <w:t>__________________________</w:t>
+              <w:rPr xmlns:w="http://schemas.openxmlformats.org/wordprocessingml/2006/main">
+                <w:rFonts w:ascii="Palatino Linotype" w:eastAsia="Palatino Linotype" w:hAnsi="Palatino Linotype" w:cs="Palatino Linotype"/>
+                <w:sz w:val="21"/>
+                <w:szCs w:val="21"/>
+              </w:rPr>
+              <w:t xml:space="preserve"/>
             </w:r>
           </w:p>
         </w:tc>
@@ -6681,12 +6339,12 @@
               <w:spacing w:after="40"/>
             </w:pPr>
             <w:r>
-              <w:rPr>
-                <w:rFonts w:ascii="Palatino Linotype" w:eastAsia="Palatino Linotype" w:hAnsi="Palatino Linotype" w:cs="Palatino Linotype"/>
-                <w:sz w:val="21"/>
-                <w:szCs w:val="21"/>
-              </w:rPr>
-              <w:t>__________________________</w:t>
+              <w:rPr xmlns:w="http://schemas.openxmlformats.org/wordprocessingml/2006/main">
+                <w:rFonts w:ascii="Palatino Linotype" w:eastAsia="Palatino Linotype" w:hAnsi="Palatino Linotype" w:cs="Palatino Linotype"/>
+                <w:sz w:val="21"/>
+                <w:szCs w:val="21"/>
+              </w:rPr>
+              <w:t xml:space="preserve"/>
             </w:r>
           </w:p>
         </w:tc>
@@ -6716,20 +6374,12 @@
               <w:spacing w:after="40"/>
             </w:pPr>
             <w:r>
-              <w:rPr>
-                <w:rFonts w:ascii="Palatino Linotype" w:eastAsia="Palatino Linotype" w:hAnsi="Palatino Linotype" w:cs="Palatino Linotype"/>
-                <w:sz w:val="21"/>
-                <w:szCs w:val="21"/>
-              </w:rPr>
-              <w:t xml:space="preserve">Nama / Name : </w:t>
-            </w:r>
-            <w:r>
-              <w:rPr>
-                <w:rFonts w:ascii="Palatino Linotype" w:eastAsia="Palatino Linotype" w:hAnsi="Palatino Linotype" w:cs="Palatino Linotype"/>
-                <w:sz w:val="21"/>
-                <w:szCs w:val="21"/>
-              </w:rPr>
-              <w:t>${employee_name}</w:t>
+              <w:rPr xmlns:w="http://schemas.openxmlformats.org/wordprocessingml/2006/main">
+                <w:rFonts w:ascii="Palatino Linotype" w:eastAsia="Palatino Linotype" w:hAnsi="Palatino Linotype" w:cs="Palatino Linotype"/>
+                <w:sz w:val="21"/>
+                <w:szCs w:val="21"/>
+              </w:rPr>
+              <w:t xml:space="preserve">${employee_name}</w:t>
             </w:r>
           </w:p>
         </w:tc>
@@ -6748,12 +6398,12 @@
               <w:spacing w:after="40"/>
             </w:pPr>
             <w:r>
-              <w:rPr>
-                <w:rFonts w:ascii="Palatino Linotype" w:eastAsia="Palatino Linotype" w:hAnsi="Palatino Linotype" w:cs="Palatino Linotype"/>
-                <w:sz w:val="21"/>
-                <w:szCs w:val="21"/>
-              </w:rPr>
-              <w:t xml:space="preserve">Nama / Name : Vida Reid</w:t>
+              <w:rPr xmlns:w="http://schemas.openxmlformats.org/wordprocessingml/2006/main">
+                <w:rFonts w:ascii="Palatino Linotype" w:eastAsia="Palatino Linotype" w:hAnsi="Palatino Linotype" w:cs="Palatino Linotype"/>
+                <w:sz w:val="21"/>
+                <w:szCs w:val="21"/>
+              </w:rPr>
+              <w:t xml:space="preserve">Ni Putu Melyana Suastini</w:t>
             </w:r>
           </w:p>
         </w:tc>
@@ -6783,20 +6433,12 @@
               <w:spacing w:after="40"/>
             </w:pPr>
             <w:r>
-              <w:rPr>
-                <w:rFonts w:ascii="Palatino Linotype" w:eastAsia="Palatino Linotype" w:hAnsi="Palatino Linotype" w:cs="Palatino Linotype"/>
-                <w:sz w:val="21"/>
-                <w:szCs w:val="21"/>
-              </w:rPr>
-              <w:t xml:space="preserve">Jabatan / Position : </w:t>
-            </w:r>
-            <w:r>
-              <w:rPr>
-                <w:rFonts w:ascii="Palatino Linotype" w:eastAsia="Palatino Linotype" w:hAnsi="Palatino Linotype" w:cs="Palatino Linotype"/>
-                <w:sz w:val="21"/>
-                <w:szCs w:val="21"/>
-              </w:rPr>
-              <w:t>${position}</w:t>
+              <w:rPr xmlns:w="http://schemas.openxmlformats.org/wordprocessingml/2006/main">
+                <w:rFonts w:ascii="Palatino Linotype" w:eastAsia="Palatino Linotype" w:hAnsi="Palatino Linotype" w:cs="Palatino Linotype"/>
+                <w:sz w:val="21"/>
+                <w:szCs w:val="21"/>
+              </w:rPr>
+              <w:t xml:space="preserve">${position}</w:t>
             </w:r>
           </w:p>
         </w:tc>
@@ -6815,65 +6457,12 @@
               <w:spacing w:after="40"/>
             </w:pPr>
             <w:r>
-              <w:rPr>
-                <w:rFonts w:ascii="Palatino Linotype" w:eastAsia="Palatino Linotype" w:hAnsi="Palatino Linotype" w:cs="Palatino Linotype"/>
-                <w:sz w:val="21"/>
-                <w:szCs w:val="21"/>
-              </w:rPr>
-              <w:t xml:space="preserve">Jabatan / Position : Director</w:t>
-            </w:r>
-          </w:p>
-        </w:tc>
-      </w:tr>
-      <w:tr>
-        <w:tblPrEx>
-          <w:tblCellMar>
-            <w:top w:w="0" w:type="dxa"/>
-            <w:bottom w:w="0" w:type="dxa"/>
-          </w:tblCellMar>
-        </w:tblPrEx>
-        <w:trPr>
-          <w:cantSplit/>
-        </w:trPr>
-        <w:tc>
-          <w:tcPr>
-            <w:tcW w:w="4550" w:type="dxa"/>
-            <w:tcBorders>
-              <w:top w:val="none" w:sz="0" w:space="0" w:color="FFFFFF"/>
-              <w:left w:val="none" w:sz="0" w:space="0" w:color="FFFFFF"/>
-              <w:bottom w:val="none" w:sz="0" w:space="0" w:color="FFFFFF"/>
-              <w:right w:val="none" w:sz="0" w:space="0" w:color="FFFFFF"/>
-            </w:tcBorders>
-          </w:tcPr>
-          <w:p>
-            <w:r>
-              <w:rPr>
-                <w:rFonts w:ascii="Palatino Linotype" w:eastAsia="Palatino Linotype" w:hAnsi="Palatino Linotype" w:cs="Palatino Linotype"/>
-                <w:sz w:val="21"/>
-                <w:szCs w:val="21"/>
-              </w:rPr>
-              <w:t xml:space="preserve">Tanggal / Date : ____________________</w:t>
-            </w:r>
-          </w:p>
-        </w:tc>
-        <w:tc>
-          <w:tcPr>
-            <w:tcW w:w="4550" w:type="dxa"/>
-            <w:tcBorders>
-              <w:top w:val="none" w:sz="0" w:space="0" w:color="FFFFFF"/>
-              <w:left w:val="none" w:sz="0" w:space="0" w:color="FFFFFF"/>
-              <w:bottom w:val="none" w:sz="0" w:space="0" w:color="FFFFFF"/>
-              <w:right w:val="none" w:sz="0" w:space="0" w:color="FFFFFF"/>
-            </w:tcBorders>
-          </w:tcPr>
-          <w:p>
-            <w:r>
-              <w:rPr>
-                <w:rFonts w:ascii="Palatino Linotype" w:eastAsia="Palatino Linotype" w:hAnsi="Palatino Linotype" w:cs="Palatino Linotype"/>
-                <w:sz w:val="21"/>
-                <w:szCs w:val="21"/>
-              </w:rPr>
-              <w:t xml:space="preserve">Tanggal / Date : ____________________</w:t>
+              <w:rPr xmlns:w="http://schemas.openxmlformats.org/wordprocessingml/2006/main">
+                <w:rFonts w:ascii="Palatino Linotype" w:eastAsia="Palatino Linotype" w:hAnsi="Palatino Linotype" w:cs="Palatino Linotype"/>
+                <w:sz w:val="21"/>
+                <w:szCs w:val="21"/>
+              </w:rPr>
+              <w:t xml:space="preserve">Accounts &amp; HR</w:t>
             </w:r>
           </w:p>
         </w:tc>
